--- a/docs/meetings/20260816/CLS別府第2回企画立案_読みやすい版.docx
+++ b/docs/meetings/20260816/CLS別府第2回企画立案_読みやすい版.docx
@@ -3211,6 +3211,237 @@
     </w:p>
     <w:p>
       <w:pPr>
+        <w:pStyle w:val="Heading2"/>
+        <w:spacing w:before="280" w:after="120" w:line="300" w:lineRule="auto"/>
+        <w:pBdr>
+          <w:bottom w:val="single" w:sz="6" w:space="4" w:color="C7D2E0"/>
+        </w:pBdr>
+      </w:pPr>
+      <w:r>
+        <w:rPr>
+          <w:rFonts w:ascii="游ゴシック" w:hAnsi="游ゴシック" w:eastAsia="游ゴシック"/>
+          <w:b/>
+          <w:i w:val="0"/>
+          <w:color w:val="1B365D"/>
+          <w:sz w:val="25"/>
+        </w:rPr>
+        <w:t xml:space="preserve">6.3 参加者へのリーチ戦略（集客・巻き込みのプロセス）</w:t>
+      </w:r>
+    </w:p>
+    <w:p>
+      <w:pPr>
+        <w:spacing w:before="0" w:after="160" w:line="360" w:lineRule="auto"/>
+        <w:ind w:firstLine="198"/>
+        <w:jc w:val="both"/>
+      </w:pPr>
+      <w:r>
+        <w:rPr>
+          <w:rFonts w:ascii="游ゴシック" w:hAnsi="游ゴシック" w:eastAsia="游ゴシック"/>
+          <w:b w:val="0"/>
+          <w:i w:val="0"/>
+          <w:color w:val="22262B"/>
+          <w:sz w:val="21"/>
+        </w:rPr>
+        <w:t xml:space="preserve">小規模・高単価な合宿型イベントを成功させるためには、不特定多数へのマス広告ではなく、熱量の高い層へピンポイントでリーチし、「当事者」として巻き込む手法が有効である。</w:t>
+      </w:r>
+    </w:p>
+    <w:p>
+      <w:pPr>
+        <w:pStyle w:val="ListBullet"/>
+        <w:spacing w:before="40" w:after="120" w:line="348" w:lineRule="auto"/>
+        <w:ind w:left="510" w:hanging="255"/>
+      </w:pPr>
+      <w:r>
+        <w:rPr>
+          <w:rFonts w:ascii="游ゴシック" w:hAnsi="游ゴシック" w:eastAsia="游ゴシック"/>
+          <w:b/>
+          <w:i w:val="0"/>
+          <w:color w:val="1B365D"/>
+          <w:sz w:val="21"/>
+        </w:rPr>
+        <w:t xml:space="preserve">プレヒート（事前熱狂）イベントの活用</w:t>
+      </w:r>
+      <w:r>
+        <w:rPr>
+          <w:rFonts w:ascii="游ゴシック" w:hAnsi="游ゴシック" w:eastAsia="游ゴシック"/>
+          <w:b/>
+          <w:i w:val="0"/>
+          <w:color w:val="1B365D"/>
+          <w:sz w:val="21"/>
+        </w:rPr>
+        <w:t xml:space="preserve">：</w:t>
+      </w:r>
+      <w:r>
+        <w:rPr>
+          <w:rFonts w:ascii="游ゴシック" w:hAnsi="游ゴシック" w:eastAsia="游ゴシック"/>
+          <w:b w:val="0"/>
+          <w:i w:val="0"/>
+          <w:color w:val="22262B"/>
+          <w:sz w:val="21"/>
+        </w:rPr>
+        <w:t xml:space="preserve">初参加者が抱きがちな「コミュニティのノリについていけるか」という不安を払拭するため、本編の数ヶ月前から少人数での事前交流会（プレヒートイベント）をオンライン・オフラインで開催する</w:t>
+      </w:r>
+      <w:r>
+        <w:rPr>
+          <w:rFonts w:ascii="游ゴシック" w:hAnsi="游ゴシック" w:eastAsia="游ゴシック"/>
+          <w:b w:val="0"/>
+          <w:i w:val="0"/>
+          <w:color w:val="5F6B7A"/>
+          <w:sz w:val="18"/>
+          <w:vertAlign w:val="superscript"/>
+        </w:rPr>
+        <w:t xml:space="preserve">1</w:t>
+      </w:r>
+      <w:r>
+        <w:rPr>
+          <w:rFonts w:ascii="游ゴシック" w:hAnsi="游ゴシック" w:eastAsia="游ゴシック"/>
+          <w:b w:val="0"/>
+          <w:i w:val="0"/>
+          <w:color w:val="22262B"/>
+          <w:sz w:val="21"/>
+        </w:rPr>
+        <w:t xml:space="preserve">。ここでCLSの楽しみ方や文脈を事前に共有することで、参加の心理的ハードルを下げる。</w:t>
+      </w:r>
+    </w:p>
+    <w:p>
+      <w:pPr>
+        <w:pStyle w:val="ListBullet"/>
+        <w:spacing w:before="40" w:after="120" w:line="348" w:lineRule="auto"/>
+        <w:ind w:left="510" w:hanging="255"/>
+      </w:pPr>
+      <w:r>
+        <w:rPr>
+          <w:rFonts w:ascii="游ゴシック" w:hAnsi="游ゴシック" w:eastAsia="游ゴシック"/>
+          <w:b/>
+          <w:i w:val="0"/>
+          <w:color w:val="1B365D"/>
+          <w:sz w:val="21"/>
+        </w:rPr>
+        <w:t xml:space="preserve">既存コミュニティを面で繋ぐ「出稽古」</w:t>
+      </w:r>
+      <w:r>
+        <w:rPr>
+          <w:rFonts w:ascii="游ゴシック" w:hAnsi="游ゴシック" w:eastAsia="游ゴシック"/>
+          <w:b/>
+          <w:i w:val="0"/>
+          <w:color w:val="1B365D"/>
+          <w:sz w:val="21"/>
+        </w:rPr>
+        <w:t xml:space="preserve">：</w:t>
+      </w:r>
+      <w:r>
+        <w:rPr>
+          <w:rFonts w:ascii="游ゴシック" w:hAnsi="游ゴシック" w:eastAsia="游ゴシック"/>
+          <w:b w:val="0"/>
+          <w:i w:val="0"/>
+          <w:color w:val="22262B"/>
+          <w:sz w:val="21"/>
+        </w:rPr>
+        <w:t xml:space="preserve">大分・別府エリアで既に活動している他のコミュニティ（若林氏が牽引する技術コミュニティや平野氏のITユーザグループ、さらには「BEPPU FAN TOWN」などの地域コミュニティ）に運営メンバー自らが足を運び、直接参加を呼びかける</w:t>
+      </w:r>
+      <w:r>
+        <w:rPr>
+          <w:rFonts w:ascii="游ゴシック" w:hAnsi="游ゴシック" w:eastAsia="游ゴシック"/>
+          <w:b w:val="0"/>
+          <w:i w:val="0"/>
+          <w:color w:val="5F6B7A"/>
+          <w:sz w:val="18"/>
+          <w:vertAlign w:val="superscript"/>
+        </w:rPr>
+        <w:t xml:space="preserve">2</w:t>
+      </w:r>
+      <w:r>
+        <w:rPr>
+          <w:rFonts w:ascii="游ゴシック" w:hAnsi="游ゴシック" w:eastAsia="游ゴシック"/>
+          <w:b w:val="0"/>
+          <w:i w:val="0"/>
+          <w:color w:val="22262B"/>
+          <w:sz w:val="21"/>
+        </w:rPr>
+        <w:t xml:space="preserve">。点在するコミュニティをCLSというハブに接続していく。</w:t>
+      </w:r>
+    </w:p>
+    <w:p>
+      <w:pPr>
+        <w:pStyle w:val="ListBullet"/>
+        <w:spacing w:before="40" w:after="120" w:line="348" w:lineRule="auto"/>
+        <w:ind w:left="510" w:hanging="255"/>
+      </w:pPr>
+      <w:r>
+        <w:rPr>
+          <w:rFonts w:ascii="游ゴシック" w:hAnsi="游ゴシック" w:eastAsia="游ゴシック"/>
+          <w:b/>
+          <w:i w:val="0"/>
+          <w:color w:val="1B365D"/>
+          <w:sz w:val="21"/>
+        </w:rPr>
+        <w:t xml:space="preserve">「名指しの巻き込み」の連鎖</w:t>
+      </w:r>
+      <w:r>
+        <w:rPr>
+          <w:rFonts w:ascii="游ゴシック" w:hAnsi="游ゴシック" w:eastAsia="游ゴシック"/>
+          <w:b/>
+          <w:i w:val="0"/>
+          <w:color w:val="1B365D"/>
+          <w:sz w:val="21"/>
+        </w:rPr>
+        <w:t xml:space="preserve">：</w:t>
+      </w:r>
+      <w:r>
+        <w:rPr>
+          <w:rFonts w:ascii="游ゴシック" w:hAnsi="游ゴシック" w:eastAsia="游ゴシック"/>
+          <w:b w:val="0"/>
+          <w:i w:val="0"/>
+          <w:color w:val="22262B"/>
+          <w:sz w:val="21"/>
+        </w:rPr>
+        <w:t xml:space="preserve">CLS高知の立ち上げ時もそうであったように、熱量の高い参加者を集める最も強力な手法は、信頼関係に基づく個別の声かけである</w:t>
+      </w:r>
+      <w:r>
+        <w:rPr>
+          <w:rFonts w:ascii="游ゴシック" w:hAnsi="游ゴシック" w:eastAsia="游ゴシック"/>
+          <w:b w:val="0"/>
+          <w:i w:val="0"/>
+          <w:color w:val="5F6B7A"/>
+          <w:sz w:val="18"/>
+          <w:vertAlign w:val="superscript"/>
+        </w:rPr>
+        <w:t xml:space="preserve">4</w:t>
+      </w:r>
+      <w:r>
+        <w:rPr>
+          <w:rFonts w:ascii="游ゴシック" w:hAnsi="游ゴシック" w:eastAsia="游ゴシック"/>
+          <w:b w:val="0"/>
+          <w:i w:val="0"/>
+          <w:color w:val="22262B"/>
+          <w:sz w:val="21"/>
+        </w:rPr>
+        <w:t xml:space="preserve">。運営メンバーが「あなたにこそ来てほしい」と直接アプローチし、「はい、喜んで」と応じてもらう連鎖（巻き込まれる力）を生み出すことで、熱量の高いコアな参加者を着実に獲得する</w:t>
+      </w:r>
+      <w:r>
+        <w:rPr>
+          <w:rFonts w:ascii="游ゴシック" w:hAnsi="游ゴシック" w:eastAsia="游ゴシック"/>
+          <w:b w:val="0"/>
+          <w:i w:val="0"/>
+          <w:color w:val="5F6B7A"/>
+          <w:sz w:val="18"/>
+          <w:vertAlign w:val="superscript"/>
+        </w:rPr>
+        <w:t xml:space="preserve">3</w:t>
+      </w:r>
+      <w:r>
+        <w:rPr>
+          <w:rFonts w:ascii="游ゴシック" w:hAnsi="游ゴシック" w:eastAsia="游ゴシック"/>
+          <w:b w:val="0"/>
+          <w:i w:val="0"/>
+          <w:color w:val="22262B"/>
+          <w:sz w:val="21"/>
+        </w:rPr>
+        <w:t xml:space="preserve">。</w:t>
+      </w:r>
+    </w:p>
+    <w:p>
+      <w:pPr>
         <w:pStyle w:val="Heading1"/>
         <w:spacing w:before="400" w:after="180" w:line="300" w:lineRule="auto"/>
         <w:shd w:val="clear" w:color="auto" w:fill="EEF3FA"/>

--- a/docs/meetings/20260816/CLS別府第2回企画立案_読みやすい版.docx
+++ b/docs/meetings/20260816/CLS別府第2回企画立案_読みやすい版.docx
@@ -82,7 +82,7 @@
           <w:color w:val="5F6B7A"/>
           <w:sz w:val="20"/>
         </w:rPr>
-        <w:t>大分県別府市・大分市周辺／2027年1〜2月開催想定</w:t>
+        <w:t>大分県別府市 レンガホール2階／2027年1月23日（土）開催</w:t>
       </w:r>
     </w:p>
     <w:p>
@@ -171,7 +171,7 @@
           <w:color w:val="22262B"/>
           <w:sz w:val="21"/>
         </w:rPr>
-        <w:t>本レポートは、大分県別府市および大分市周辺にて2027年1月または2月頃に開催が想定されている「コミュニティ・リーダーズ・サミット（CLS）別府 第2回」の企画立案、運営メンバーの勧誘、およびサポート企業の誘致に向けた戦略的基盤を構築することを目的とする。</w:t>
+        <w:t>本レポートは、大分県別府市にて2027年1月23日（土）に開催が予定されている「コミュニティ・リーダーズ・サミット（CLS）別府 第2回」の企画立案、運営メンバーの勧誘、およびサポート企業の誘致に向けた戦略的基盤を構築することを目的とする。</w:t>
       </w:r>
     </w:p>
     <w:p>
@@ -188,7 +188,7 @@
           <w:color w:val="22262B"/>
           <w:sz w:val="21"/>
         </w:rPr>
-        <w:t>現状、2025年8月にプレ開催された「第0回」および2026年1月に開催された大規模な「第1回」を経て、現在の運営メンバーはIT企業エンジニア兼フリーランスの若林氏、クラスメソッド株式会社の平野氏、大分銀行の辻氏という3名体制へと集約されている。また、過去の協賛企業との継続的な関係性がリセットされ、実質的に「ゼロからのリスタート」となることが与件として提示されている。運営リソースの制約から大規模なイベント展開は物理的に困難であり、別府の旅館を用いた合宿的な小規模開催や大分市への会場変更を含めた抜本的な戦略の見直しが求められている。</w:t>
+        <w:t>現状、2025年8月にプレ開催された「第0回」および2026年1月に開催された大規模な「第1回」を経て、現在の運営メンバーはIT企業エンジニア兼フリーランスの若林氏、クラスメソッド株式会社の平野氏、大分銀行の辻氏という3名体制へと集約されている。また、過去の協賛企業との継続的な関係性がリセットされ、実質的に「ゼロからのリスタート」となることが与件として提示されている。</w:t>
       </w:r>
     </w:p>
     <w:p>
@@ -205,7 +205,24 @@
           <w:color w:val="22262B"/>
           <w:sz w:val="21"/>
         </w:rPr>
-        <w:t>こうした状況下において行われる本日の5時間にわたる戦略会議を実りあるものとするため、本レポートではまず全国のCLSの歴史的背景、提供価値、参加者の深層心理を網羅的に分析し、「CLSとは何か」をあらゆるステークホルダーが直感的に理解できる形で言語化する。その上で、大分・別府という特異な地政学的・文化的ポテンシャルと、現存する3名のコアメンバーが持つ圧倒的な強みを掛け合わせ、新生「CLS別府」が掲げるべきパーパス、ビジョン、ミッション、バリュー（PVMV）の策定に向けた理論的支柱を提示する。</w:t>
+        <w:t xml:space="preserve">運営リソースの制約から第1回のような大規模・多日程のイベント展開は物理的に困難である。そのため、第2回は第0回の成功体験を踏襲し、B-biz LINKが拠点を置く「レンガホール2階」を会場とした「本編＋懇親会」のみのシンプルな構成へと原点回帰する。その上で、次期運営メンバー候補となる熱量の高い人材を対象とした「事後合宿」を後日実施するという二段構えの戦略をとる。</w:t>
+      </w:r>
+    </w:p>
+    <w:p>
+      <w:pPr>
+        <w:spacing w:before="0" w:after="160" w:line="360" w:lineRule="auto"/>
+        <w:ind w:firstLine="198"/>
+        <w:jc w:val="both"/>
+      </w:pPr>
+      <w:r>
+        <w:rPr>
+          <w:rFonts w:ascii="游ゴシック" w:hAnsi="游ゴシック" w:eastAsia="游ゴシック"/>
+          <w:b w:val="0"/>
+          <w:i w:val="0"/>
+          <w:color w:val="22262B"/>
+          <w:sz w:val="21"/>
+        </w:rPr>
+        <w:t>本レポートでは、全国のCLSの歴史的背景と提供価値を網羅的に分析し、「CLSとは何か」をあらゆるステークホルダーが直感的に理解できる形で言語化する。その上で、大分・別府という特異な地政学的・文化的ポテンシャルと、現存する3名のコアメンバーが持つ圧倒的な強みを掛け合わせ、新生「CLS別府」が掲げるパーパス、ビジョン、ミッション、バリュー（PVMV）を軸とした具体的な巻き込み戦略を提示する。</w:t>
       </w:r>
     </w:p>
     <w:p>
@@ -1225,7 +1242,7 @@
           <w:color w:val="22262B"/>
           <w:sz w:val="21"/>
         </w:rPr>
-        <w:t>運営メンバーの勧誘やサポート企業の誘致においては、「コミュニティマーケティング」などの専門用語を排し、相手の立場に立った直感的で心を動かす言語化が必要となる。本日の議論の土台として、以下のステークホルダー別メッセージングを提案する。</w:t>
+        <w:t>運営メンバーの勧誘やサポート企業の誘致においては、「コミュニティマーケティング」などの専門用語を排し、相手の立場に立った直感的で心を動かす言語化が必要となる。以下にステークホルダー別のメッセージングを提案する。</w:t>
       </w:r>
     </w:p>
     <w:p>
@@ -1269,7 +1286,7 @@
           <w:color w:val="22262B"/>
           <w:sz w:val="21"/>
         </w:rPr>
-        <w:t>「CLSとは、地域を本気で良くしたい『地元の挑戦者』と、全国で活躍する『外の専門家』が混ざり合い、新しいプロジェクトを生み出す実践型の合宿イベントです。単なる講演会ではなく、全員が肩書きを捨てて本音で議論し、翌日からすぐに行動を起こすための『熱気あふれる大人の作戦会議』です。」</w:t>
+        <w:t>「CLSとは、地域を本気で良くしたい『地元の挑戦者』と、全国で活躍する『外の専門家』が混ざり合い、新しいプロジェクトを生み出す実践型のイベントです。単なる講演会ではなく、全員が肩書きを捨てて本音で議論し、翌日からすぐに行動を起こすための『熱気あふれる大人の作戦会議』です。」</w:t>
       </w:r>
     </w:p>
     <w:p>
@@ -1553,7 +1570,7 @@
                 <w:color w:val="22262B"/>
                 <w:sz w:val="19"/>
               </w:rPr>
-              <w:t>「大分・別府という特異なフィールドで、地域課題の最前線に立つリーダーたちと深い関係値を築くことができます。ワーケーションや合宿という密室空間で、自社の技術やビジョンへの強い共感者（エバンジェリスト）を生み出す場です。」</w:t>
+              <w:t>「大分・別府という特異なフィールドで、地域課題の最前線に立つリーダーたちと深い関係値を築くことができます。自社の技術やビジョンへの強い共感者（エバンジェリスト）を生み出す場です。」</w:t>
             </w:r>
           </w:p>
         </w:tc>
@@ -1591,7 +1608,7 @@
           <w:color w:val="1B365D"/>
           <w:sz w:val="30"/>
         </w:rPr>
-        <w:t>4. CLS別府の現状分析と「合宿型・小規模開催」の優位性</w:t>
+        <w:t>4. CLS別府の現状分析と第2回の戦略的フォーマット</w:t>
       </w:r>
     </w:p>
     <w:p>
@@ -1608,7 +1625,7 @@
           <w:color w:val="22262B"/>
           <w:sz w:val="21"/>
         </w:rPr>
-        <w:t>第2回に向けた戦略を練る上で、過去の実績と現在の運営体制のリソースを冷徹に分析し、戦略的フォーマットを決定する必要がある。</w:t>
+        <w:t>第2回に向けた戦略を練る上で、過去の実績と現在の運営体制のリソースを冷徹に分析し、最も効果的な開催フォーマットを決定した。</w:t>
       </w:r>
     </w:p>
     <w:p>
@@ -2230,7 +2247,7 @@
           <w:color w:val="1B365D"/>
           <w:sz w:val="25"/>
         </w:rPr>
-        <w:t>4.3 戦略的転換：「別府・旅館での合宿型開催」の圧倒的優位性</w:t>
+        <w:t xml:space="preserve">4.3 戦略的転換：「レンガホールでの原点回帰」と「事後合宿」の二段構え</w:t>
       </w:r>
     </w:p>
     <w:p>
@@ -2247,45 +2264,7 @@
           <w:color w:val="22262B"/>
           <w:sz w:val="21"/>
         </w:rPr>
-        <w:t>ユーザーが提示した「別府の旅館で合宿的なこと」というアイデアは、現状のリソース不足を逆手に取り、CLS本来の価値を最大化する最高の戦略フォーマットである。</w:t>
-      </w:r>
-    </w:p>
-    <w:p>
-      <w:pPr>
-        <w:spacing w:before="0" w:after="160" w:line="360" w:lineRule="auto"/>
-        <w:ind w:firstLine="198"/>
-        <w:jc w:val="both"/>
-      </w:pPr>
-      <w:r>
-        <w:rPr>
-          <w:rFonts w:ascii="游ゴシック" w:hAnsi="游ゴシック" w:eastAsia="游ゴシック"/>
-          <w:b w:val="0"/>
-          <w:i w:val="0"/>
-          <w:color w:val="22262B"/>
-          <w:sz w:val="21"/>
-        </w:rPr>
-        <w:t>別府は古来より湯治客を受け入れてきた「多様性を受容する街」である。年齢、国籍、職業に関わらず、誰もが服を脱いで「同じ湯に浸かる」という行為は、究極のフラットなコミュニケーション装置である</w:t>
-      </w:r>
-      <w:r>
-        <w:rPr>
-          <w:rFonts w:ascii="游ゴシック" w:hAnsi="游ゴシック" w:eastAsia="游ゴシック"/>
-          <w:b w:val="0"/>
-          <w:i w:val="0"/>
-          <w:color w:val="5F6B7A"/>
-          <w:sz w:val="18"/>
-          <w:vertAlign w:val="superscript"/>
-        </w:rPr>
-        <w:t>1</w:t>
-      </w:r>
-      <w:r>
-        <w:rPr>
-          <w:rFonts w:ascii="游ゴシック" w:hAnsi="游ゴシック" w:eastAsia="游ゴシック"/>
-          <w:b w:val="0"/>
-          <w:i w:val="0"/>
-          <w:color w:val="22262B"/>
-          <w:sz w:val="21"/>
-        </w:rPr>
-        <w:t>。大規模なホールで講演を聞くスタイルを捨て、数十名規模の旅館貸し切りによる合宿型（リトリート型）を採用することで、以下のメリットが生出する。</w:t>
+        <w:t xml:space="preserve">現在のリソース不足を乗り越え、かつ熱量の高いコミュニティを再構築するため、2027年1月23日（土）に予定している第2回は以下のフォーマットで実施する。「規模の縮小」ではなく「濃度の極大化」という方針は、開催形式を変えても変わらない。</w:t>
       </w:r>
     </w:p>
     <w:p>
@@ -2302,7 +2281,7 @@
           <w:color w:val="1B365D"/>
           <w:sz w:val="21"/>
         </w:rPr>
-        <w:t>運営コストの劇的な削減</w:t>
+        <w:t xml:space="preserve">本編＋懇親会への集中（第0回フォーマットへの回帰）</w:t>
       </w:r>
       <w:r>
         <w:rPr>
@@ -2312,7 +2291,7 @@
           <w:color w:val="1B365D"/>
           <w:sz w:val="21"/>
         </w:rPr>
-        <w:t>：</w:t>
+        <w:t xml:space="preserve">：</w:t>
       </w:r>
       <w:r>
         <w:rPr>
@@ -2322,7 +2301,49 @@
           <w:color w:val="22262B"/>
           <w:sz w:val="21"/>
         </w:rPr>
-        <w:t>会場設営、移動手配、複数店舗での懇親会予約といったロジスティクスが「旅館という一つの閉鎖空間」に集約されるため、3名体制でも十分にコントロール可能となる。</w:t>
+        <w:t xml:space="preserve">ワーケーション、前夜祭、大人の遠足といった付帯イベントは今回一切行わず、リソースを「本編と懇親会」に全集中させる。会場は第0回と同じく、B-biz LINKが入居する「別府のレンガホール2階」を使用する</w:t>
+      </w:r>
+      <w:r>
+        <w:rPr>
+          <w:rFonts w:ascii="游ゴシック" w:hAnsi="游ゴシック" w:eastAsia="游ゴシック"/>
+          <w:b w:val="0"/>
+          <w:i w:val="0"/>
+          <w:color w:val="5F6B7A"/>
+          <w:sz w:val="18"/>
+          <w:vertAlign w:val="superscript"/>
+        </w:rPr>
+        <w:t xml:space="preserve">10</w:t>
+      </w:r>
+      <w:r>
+        <w:rPr>
+          <w:rFonts w:ascii="游ゴシック" w:hAnsi="游ゴシック" w:eastAsia="游ゴシック"/>
+          <w:b w:val="0"/>
+          <w:i w:val="0"/>
+          <w:color w:val="22262B"/>
+          <w:sz w:val="21"/>
+        </w:rPr>
+        <w:t xml:space="preserve">。これにより、会場費を無料に抑えつつ、昭和初期建設の登録有形文化財という独特の非日常空間を活用できる</w:t>
+      </w:r>
+      <w:r>
+        <w:rPr>
+          <w:rFonts w:ascii="游ゴシック" w:hAnsi="游ゴシック" w:eastAsia="游ゴシック"/>
+          <w:b w:val="0"/>
+          <w:i w:val="0"/>
+          <w:color w:val="5F6B7A"/>
+          <w:sz w:val="18"/>
+          <w:vertAlign w:val="superscript"/>
+        </w:rPr>
+        <w:t xml:space="preserve">10</w:t>
+      </w:r>
+      <w:r>
+        <w:rPr>
+          <w:rFonts w:ascii="游ゴシック" w:hAnsi="游ゴシック" w:eastAsia="游ゴシック"/>
+          <w:b w:val="0"/>
+          <w:i w:val="0"/>
+          <w:color w:val="22262B"/>
+          <w:sz w:val="21"/>
+        </w:rPr>
+        <w:t xml:space="preserve">。</w:t>
       </w:r>
     </w:p>
     <w:p>
@@ -2339,7 +2360,7 @@
           <w:color w:val="1B365D"/>
           <w:sz w:val="21"/>
         </w:rPr>
-        <w:t>逃げ場のない濃密な対話（没入感の創出）</w:t>
+        <w:t xml:space="preserve">次期運営発掘のための「少人数事後合宿」</w:t>
       </w:r>
       <w:r>
         <w:rPr>
@@ -2349,7 +2370,7 @@
           <w:color w:val="1B365D"/>
           <w:sz w:val="21"/>
         </w:rPr>
-        <w:t>：</w:t>
+        <w:t xml:space="preserve">：</w:t>
       </w:r>
       <w:r>
         <w:rPr>
@@ -2359,44 +2380,7 @@
           <w:color w:val="22262B"/>
           <w:sz w:val="21"/>
         </w:rPr>
-        <w:t>参加者が同じ屋根の下で寝食を共にし、深夜まで議論を交わし、翌朝一緒に温泉に入る。このプロセスを経ることで、高知における「ワーケーションと本編の融合」を、わずか1泊2日のパッケージで実現できる。</w:t>
-      </w:r>
-    </w:p>
-    <w:p>
-      <w:pPr>
-        <w:pStyle w:val="ListBullet"/>
-        <w:spacing w:before="40" w:after="120" w:line="348" w:lineRule="auto"/>
-        <w:ind w:left="510" w:hanging="255"/>
-      </w:pPr>
-      <w:r>
-        <w:rPr>
-          <w:rFonts w:ascii="游ゴシック" w:hAnsi="游ゴシック" w:eastAsia="游ゴシック"/>
-          <w:b/>
-          <w:i w:val="0"/>
-          <w:color w:val="1B365D"/>
-          <w:sz w:val="21"/>
-        </w:rPr>
-        <w:t>プレミアム感による単価向上</w:t>
-      </w:r>
-      <w:r>
-        <w:rPr>
-          <w:rFonts w:ascii="游ゴシック" w:hAnsi="游ゴシック" w:eastAsia="游ゴシック"/>
-          <w:b/>
-          <w:i w:val="0"/>
-          <w:color w:val="1B365D"/>
-          <w:sz w:val="21"/>
-        </w:rPr>
-        <w:t>：</w:t>
-      </w:r>
-      <w:r>
-        <w:rPr>
-          <w:rFonts w:ascii="游ゴシック" w:hAnsi="游ゴシック" w:eastAsia="游ゴシック"/>
-          <w:b w:val="0"/>
-          <w:i w:val="0"/>
-          <w:color w:val="22262B"/>
-          <w:sz w:val="21"/>
-        </w:rPr>
-        <w:t>小規模であることを「限定性」と位置づけ、参加費や協賛費の単価を上げることで、少ない集客でも損益分岐点を超える強靭な財務モデルを構築できる。</w:t>
+        <w:t xml:space="preserve">イベントとしての没入感を生み出す「合宿」の要素は、第2回の参加者の中から「次回の運営に巻き込めそうな熱量の高い人材」を数名ピックアップし、後日極めて少人数で実施する。これにより、不特定多数の宿泊・移動手配の手間を省きつつ、次期コアメンバーとの強固な信頼関係（同じ釜の飯を食い、同じ湯に浸かる関係）を効率的に構築する。</w:t>
       </w:r>
     </w:p>
     <w:p>
@@ -2417,7 +2401,7 @@
           <w:color w:val="1B365D"/>
           <w:sz w:val="30"/>
         </w:rPr>
-        <w:t>5. CLS別府の戦略的基盤（PVMV）の策定</w:t>
+        <w:t>5. CLS別府の戦略的基盤（PVMV）</w:t>
       </w:r>
     </w:p>
     <w:p>
@@ -2434,7 +2418,7 @@
           <w:color w:val="22262B"/>
           <w:sz w:val="21"/>
         </w:rPr>
-        <w:t>本日の打ち合わせにおける最大のゴールは、運営メンバーが共通の言葉として語れる組織の核（理念）を確定させることである。第0回・第1回のレガシーと、上記で分析した3名の特性を融合させたパーパス（存在意義）、およびビジョン・ミッション・バリューのドラフトを以下に提案する。</w:t>
+        <w:t>第0回・第1回のレガシーと、上記で分析した3名の特性を融合させた新生CLS別府の理念体系である。パーパス（存在意義）、ビジョン、ミッション、バリューを運営メンバー全員の共通言語とする。</w:t>
       </w:r>
     </w:p>
     <w:p>
@@ -2476,7 +2460,7 @@
           <w:color w:val="C0501E"/>
           <w:sz w:val="21"/>
         </w:rPr>
-        <w:t xml:space="preserve">【案】　</w:t>
+        <w:t xml:space="preserve">PURPOSE　</w:t>
       </w:r>
       <w:r>
         <w:rPr>
@@ -2565,7 +2549,7 @@
           <w:color w:val="C0501E"/>
           <w:sz w:val="21"/>
         </w:rPr>
-        <w:t xml:space="preserve">【案】　</w:t>
+        <w:t xml:space="preserve">VISION　</w:t>
       </w:r>
       <w:r>
         <w:rPr>
@@ -2675,7 +2659,7 @@
           <w:color w:val="C0501E"/>
           <w:sz w:val="21"/>
         </w:rPr>
-        <w:t xml:space="preserve">【案】　</w:t>
+        <w:t xml:space="preserve">MISSION　</w:t>
       </w:r>
       <w:r>
         <w:rPr>
@@ -2743,7 +2727,7 @@
           <w:color w:val="22262B"/>
           <w:sz w:val="21"/>
         </w:rPr>
-        <w:t>。合宿型という濃密な空間において、参加者同士が深いレベルで自己開示を行い（同じ湯に浸かり）、一人では踏み出せなかった挑戦への最初のアクションを誘発する（背中を押す）仕組みを提供する。</w:t>
+        <w:t>。濃密な空間において、参加者同士が深いレベルで自己開示を行い（同じ湯に浸かり）、一人では踏み出せなかった挑戦への最初のアクションを誘発する（背中を押す）仕組みを提供する。</w:t>
       </w:r>
     </w:p>
     <w:p>
@@ -2949,7 +2933,7 @@
           <w:color w:val="22262B"/>
           <w:sz w:val="21"/>
         </w:rPr>
-        <w:t>明確なPVMVを確立した上で、それを武器にリソース（人・金）を獲得していく具体的な戦術を展開する。</w:t>
+        <w:t>確立したPVMVを強力な武器とし、リソース（人・金）を獲得していく具体的な戦術を展開する。</w:t>
       </w:r>
     </w:p>
     <w:p>
@@ -2968,7 +2952,7 @@
           <w:color w:val="1B365D"/>
           <w:sz w:val="25"/>
         </w:rPr>
-        <w:t>6.1 運営メンバーの質の高い勧誘戦略</w:t>
+        <w:t xml:space="preserve">6.1 PVMVを印字した「名刺」を起点とする巻き込み戦略</w:t>
       </w:r>
     </w:p>
     <w:p>
@@ -2985,7 +2969,7 @@
           <w:color w:val="22262B"/>
           <w:sz w:val="21"/>
         </w:rPr>
-        <w:t>メンバーを「極端に増やすことはできない」以上、量より質、すなわち自走できるコアメンバー（各領域のハブとなれる人材）の確保が急務である。</w:t>
+        <w:t xml:space="preserve">今後の登壇者や参加者、スポンサー候補へのリーチにおいて、最大の武器となるのが「PVMVを記載した専用名刺」の活用である。</w:t>
       </w:r>
     </w:p>
     <w:p>
@@ -3002,7 +2986,7 @@
           <w:color w:val="1B365D"/>
           <w:sz w:val="21"/>
         </w:rPr>
-        <w:t>ターゲット層</w:t>
+        <w:t xml:space="preserve">名刺による理念の直接伝達</w:t>
       </w:r>
       <w:r>
         <w:rPr>
@@ -3012,7 +2996,7 @@
           <w:color w:val="1B365D"/>
           <w:sz w:val="21"/>
         </w:rPr>
-        <w:t>：</w:t>
+        <w:t xml:space="preserve">：</w:t>
       </w:r>
       <w:r>
         <w:rPr>
@@ -3022,7 +3006,7 @@
           <w:color w:val="22262B"/>
           <w:sz w:val="21"/>
         </w:rPr>
-        <w:t>大分・別府エリアにおいて、すでに小規模なコミュニティ（技術勉強会、若手経営者の会、地域おこしの任意団体など）を主宰しているが、活動の広がりや運営に限界（孤独感）を感じているリーダー層。</w:t>
+        <w:t xml:space="preserve">運営メンバー3名が、それぞれの日常業務や他のコミュニティ活動（技術勉強会、金融機関の営業活動など）の中で、出会った「熱量の高い人」にこの名刺を手渡す。単なるイベント告知ではなく、「我々はこういうビジョンで動いている。あなたに登壇してほしい（参加してほしい）」という理念共感型のダイレクトリクルーティングを行う。</w:t>
       </w:r>
     </w:p>
     <w:p>
@@ -3039,7 +3023,7 @@
           <w:color w:val="1B365D"/>
           <w:sz w:val="21"/>
         </w:rPr>
-        <w:t>アプローチ手法</w:t>
+        <w:t xml:space="preserve">「名指しの巻き込み」の連鎖</w:t>
       </w:r>
       <w:r>
         <w:rPr>
@@ -3049,7 +3033,7 @@
           <w:color w:val="1B365D"/>
           <w:sz w:val="21"/>
         </w:rPr>
-        <w:t>：</w:t>
+        <w:t xml:space="preserve">：</w:t>
       </w:r>
       <w:r>
         <w:rPr>
@@ -3059,7 +3043,49 @@
           <w:color w:val="22262B"/>
           <w:sz w:val="21"/>
         </w:rPr>
-        <w:t>「イベントの手伝いをしてほしい」という労働力の要求ではなく、「CLSという全国規模のプラットフォームを使って、あなたのコミュニティ活動のステージを一段引き上げないか？」という相互利益の提案を行う。</w:t>
+        <w:t xml:space="preserve">CLS高知の立ち上げ時もそうであったように、熱量の高い参加者を集める最も強力な手法は、信頼関係に基づく個別の声かけである</w:t>
+      </w:r>
+      <w:r>
+        <w:rPr>
+          <w:rFonts w:ascii="游ゴシック" w:hAnsi="游ゴシック" w:eastAsia="游ゴシック"/>
+          <w:b w:val="0"/>
+          <w:i w:val="0"/>
+          <w:color w:val="5F6B7A"/>
+          <w:sz w:val="18"/>
+          <w:vertAlign w:val="superscript"/>
+        </w:rPr>
+        <w:t xml:space="preserve">2</w:t>
+      </w:r>
+      <w:r>
+        <w:rPr>
+          <w:rFonts w:ascii="游ゴシック" w:hAnsi="游ゴシック" w:eastAsia="游ゴシック"/>
+          <w:b w:val="0"/>
+          <w:i w:val="0"/>
+          <w:color w:val="22262B"/>
+          <w:sz w:val="21"/>
+        </w:rPr>
+        <w:t xml:space="preserve">。名刺という物理的なアイテムを介して「あなたにこそ来てほしい」と直接アプローチし、「はい、喜んで」と応じてもらう連鎖（巻き込まれる力）を生み出す</w:t>
+      </w:r>
+      <w:r>
+        <w:rPr>
+          <w:rFonts w:ascii="游ゴシック" w:hAnsi="游ゴシック" w:eastAsia="游ゴシック"/>
+          <w:b w:val="0"/>
+          <w:i w:val="0"/>
+          <w:color w:val="5F6B7A"/>
+          <w:sz w:val="18"/>
+          <w:vertAlign w:val="superscript"/>
+        </w:rPr>
+        <w:t xml:space="preserve">2</w:t>
+      </w:r>
+      <w:r>
+        <w:rPr>
+          <w:rFonts w:ascii="游ゴシック" w:hAnsi="游ゴシック" w:eastAsia="游ゴシック"/>
+          <w:b w:val="0"/>
+          <w:i w:val="0"/>
+          <w:color w:val="22262B"/>
+          <w:sz w:val="21"/>
+        </w:rPr>
+        <w:t xml:space="preserve">。</w:t>
       </w:r>
     </w:p>
     <w:p>
@@ -3095,7 +3121,7 @@
           <w:color w:val="22262B"/>
           <w:sz w:val="21"/>
         </w:rPr>
-        <w:t>前述の通り、従来型の「ロゴを掲載して露出を図る」という広告協賛モデルは、小規模開催においては企業側の投資対効果が合わない。したがって、合宿型ならではの「価値体験の提供」へと協賛メニューを転換する。</w:t>
+        <w:t>前述の通り、従来型の「ロゴを掲載して露出を図る」という広告協賛モデルは、小規模開催においては企業側の投資対効果が合わない。したがって、小規模開催ならではの「価値体験の提供」へと協賛メニューを転換する。</w:t>
       </w:r>
     </w:p>
     <w:p>
@@ -3132,7 +3158,7 @@
           <w:color w:val="22262B"/>
           <w:sz w:val="21"/>
         </w:rPr>
-        <w:t>協賛企業の経営層や次世代リーダー候補を合宿に派遣してもらい、彼らが抱えるリアルな事業課題（DX推進、採用難、新規事業開発など）を、全国から集まったCLSの越境人材たちが夜通し議論して解決の糸口を提示する「課題解決セッション」を提供する。</w:t>
+        <w:t>協賛企業の経営層や次世代リーダー候補を本編に派遣してもらい、彼らが抱えるリアルな事業課題（DX推進、採用難、新規事業開発など）を、全国から集まったCLSの越境人材たちが議論して解決の糸口を提示する「課題解決セッション」を提供する。</w:t>
       </w:r>
     </w:p>
     <w:p>
@@ -3169,7 +3195,7 @@
           <w:color w:val="22262B"/>
           <w:sz w:val="21"/>
         </w:rPr>
-        <w:t>地域金融機関の立場から、地元の中小企業に対し「社外の知見を導入するための実践的な社員研修」としてCLSへの協賛・参加を提案する。大分市での開催も含め、地域企業のオープンイノベーションの場として位置づける。</w:t>
+        <w:t>地域金融機関の立場から、地元の中小企業に対し「社外の知見を導入するための実践的な社員研修」としてCLSへの協賛・参加を提案する。別府・レンガホールを地域企業のオープンイノベーションの場として位置づける。</w:t>
       </w:r>
     </w:p>
     <w:p>
@@ -3225,7 +3251,7 @@
           <w:color w:val="1B365D"/>
           <w:sz w:val="25"/>
         </w:rPr>
-        <w:t xml:space="preserve">6.3 参加者へのリーチ戦略（集客・巻き込みのプロセス）</w:t>
+        <w:t xml:space="preserve">6.3 参加者へのリーチ戦略</w:t>
       </w:r>
     </w:p>
     <w:p>
@@ -3242,7 +3268,65 @@
           <w:color w:val="22262B"/>
           <w:sz w:val="21"/>
         </w:rPr>
-        <w:t xml:space="preserve">小規模・高単価な合宿型イベントを成功させるためには、不特定多数へのマス広告ではなく、熱量の高い層へピンポイントでリーチし、「当事者」として巻き込む手法が有効である。</w:t>
+        <w:t xml:space="preserve">不特定多数へのマス広告ではなく、熱量の高い層へピンポイントでリーチし、「当事者」として巻き込む手法が有効である。</w:t>
+      </w:r>
+    </w:p>
+    <w:p>
+      <w:pPr>
+        <w:pStyle w:val="ListBullet"/>
+        <w:spacing w:before="40" w:after="120" w:line="348" w:lineRule="auto"/>
+        <w:ind w:left="510" w:hanging="255"/>
+      </w:pPr>
+      <w:r>
+        <w:rPr>
+          <w:rFonts w:ascii="游ゴシック" w:hAnsi="游ゴシック" w:eastAsia="游ゴシック"/>
+          <w:b/>
+          <w:i w:val="0"/>
+          <w:color w:val="1B365D"/>
+          <w:sz w:val="21"/>
+        </w:rPr>
+        <w:t xml:space="preserve">既存コミュニティを面で繋ぐ「出稽古」</w:t>
+      </w:r>
+      <w:r>
+        <w:rPr>
+          <w:rFonts w:ascii="游ゴシック" w:hAnsi="游ゴシック" w:eastAsia="游ゴシック"/>
+          <w:b/>
+          <w:i w:val="0"/>
+          <w:color w:val="1B365D"/>
+          <w:sz w:val="21"/>
+        </w:rPr>
+        <w:t xml:space="preserve">：</w:t>
+      </w:r>
+      <w:r>
+        <w:rPr>
+          <w:rFonts w:ascii="游ゴシック" w:hAnsi="游ゴシック" w:eastAsia="游ゴシック"/>
+          <w:b w:val="0"/>
+          <w:i w:val="0"/>
+          <w:color w:val="22262B"/>
+          <w:sz w:val="21"/>
+        </w:rPr>
+        <w:t xml:space="preserve">大分・別府エリアで既に活動している他のコミュニティ（若林氏が牽引する技術コミュニティや平野氏のITユーザグループ、さらには「BEPPU FAN TOWN」などの地域コミュニティ）に運営メンバー自らが足を運び、PVMV名刺を配りながら直接参加を呼びかける</w:t>
+      </w:r>
+      <w:r>
+        <w:rPr>
+          <w:rFonts w:ascii="游ゴシック" w:hAnsi="游ゴシック" w:eastAsia="游ゴシック"/>
+          <w:b w:val="0"/>
+          <w:i w:val="0"/>
+          <w:color w:val="5F6B7A"/>
+          <w:sz w:val="18"/>
+          <w:vertAlign w:val="superscript"/>
+        </w:rPr>
+        <w:t xml:space="preserve">2</w:t>
+      </w:r>
+      <w:r>
+        <w:rPr>
+          <w:rFonts w:ascii="游ゴシック" w:hAnsi="游ゴシック" w:eastAsia="游ゴシック"/>
+          <w:b w:val="0"/>
+          <w:i w:val="0"/>
+          <w:color w:val="22262B"/>
+          <w:sz w:val="21"/>
+        </w:rPr>
+        <w:t xml:space="preserve">。点在するコミュニティをCLSというハブに接続していく。</w:t>
       </w:r>
     </w:p>
     <w:p>
@@ -3305,143 +3389,6 @@
     </w:p>
     <w:p>
       <w:pPr>
-        <w:pStyle w:val="ListBullet"/>
-        <w:spacing w:before="40" w:after="120" w:line="348" w:lineRule="auto"/>
-        <w:ind w:left="510" w:hanging="255"/>
-      </w:pPr>
-      <w:r>
-        <w:rPr>
-          <w:rFonts w:ascii="游ゴシック" w:hAnsi="游ゴシック" w:eastAsia="游ゴシック"/>
-          <w:b/>
-          <w:i w:val="0"/>
-          <w:color w:val="1B365D"/>
-          <w:sz w:val="21"/>
-        </w:rPr>
-        <w:t xml:space="preserve">既存コミュニティを面で繋ぐ「出稽古」</w:t>
-      </w:r>
-      <w:r>
-        <w:rPr>
-          <w:rFonts w:ascii="游ゴシック" w:hAnsi="游ゴシック" w:eastAsia="游ゴシック"/>
-          <w:b/>
-          <w:i w:val="0"/>
-          <w:color w:val="1B365D"/>
-          <w:sz w:val="21"/>
-        </w:rPr>
-        <w:t xml:space="preserve">：</w:t>
-      </w:r>
-      <w:r>
-        <w:rPr>
-          <w:rFonts w:ascii="游ゴシック" w:hAnsi="游ゴシック" w:eastAsia="游ゴシック"/>
-          <w:b w:val="0"/>
-          <w:i w:val="0"/>
-          <w:color w:val="22262B"/>
-          <w:sz w:val="21"/>
-        </w:rPr>
-        <w:t xml:space="preserve">大分・別府エリアで既に活動している他のコミュニティ（若林氏が牽引する技術コミュニティや平野氏のITユーザグループ、さらには「BEPPU FAN TOWN」などの地域コミュニティ）に運営メンバー自らが足を運び、直接参加を呼びかける</w:t>
-      </w:r>
-      <w:r>
-        <w:rPr>
-          <w:rFonts w:ascii="游ゴシック" w:hAnsi="游ゴシック" w:eastAsia="游ゴシック"/>
-          <w:b w:val="0"/>
-          <w:i w:val="0"/>
-          <w:color w:val="5F6B7A"/>
-          <w:sz w:val="18"/>
-          <w:vertAlign w:val="superscript"/>
-        </w:rPr>
-        <w:t xml:space="preserve">2</w:t>
-      </w:r>
-      <w:r>
-        <w:rPr>
-          <w:rFonts w:ascii="游ゴシック" w:hAnsi="游ゴシック" w:eastAsia="游ゴシック"/>
-          <w:b w:val="0"/>
-          <w:i w:val="0"/>
-          <w:color w:val="22262B"/>
-          <w:sz w:val="21"/>
-        </w:rPr>
-        <w:t xml:space="preserve">。点在するコミュニティをCLSというハブに接続していく。</w:t>
-      </w:r>
-    </w:p>
-    <w:p>
-      <w:pPr>
-        <w:pStyle w:val="ListBullet"/>
-        <w:spacing w:before="40" w:after="120" w:line="348" w:lineRule="auto"/>
-        <w:ind w:left="510" w:hanging="255"/>
-      </w:pPr>
-      <w:r>
-        <w:rPr>
-          <w:rFonts w:ascii="游ゴシック" w:hAnsi="游ゴシック" w:eastAsia="游ゴシック"/>
-          <w:b/>
-          <w:i w:val="0"/>
-          <w:color w:val="1B365D"/>
-          <w:sz w:val="21"/>
-        </w:rPr>
-        <w:t xml:space="preserve">「名指しの巻き込み」の連鎖</w:t>
-      </w:r>
-      <w:r>
-        <w:rPr>
-          <w:rFonts w:ascii="游ゴシック" w:hAnsi="游ゴシック" w:eastAsia="游ゴシック"/>
-          <w:b/>
-          <w:i w:val="0"/>
-          <w:color w:val="1B365D"/>
-          <w:sz w:val="21"/>
-        </w:rPr>
-        <w:t xml:space="preserve">：</w:t>
-      </w:r>
-      <w:r>
-        <w:rPr>
-          <w:rFonts w:ascii="游ゴシック" w:hAnsi="游ゴシック" w:eastAsia="游ゴシック"/>
-          <w:b w:val="0"/>
-          <w:i w:val="0"/>
-          <w:color w:val="22262B"/>
-          <w:sz w:val="21"/>
-        </w:rPr>
-        <w:t xml:space="preserve">CLS高知の立ち上げ時もそうであったように、熱量の高い参加者を集める最も強力な手法は、信頼関係に基づく個別の声かけである</w:t>
-      </w:r>
-      <w:r>
-        <w:rPr>
-          <w:rFonts w:ascii="游ゴシック" w:hAnsi="游ゴシック" w:eastAsia="游ゴシック"/>
-          <w:b w:val="0"/>
-          <w:i w:val="0"/>
-          <w:color w:val="5F6B7A"/>
-          <w:sz w:val="18"/>
-          <w:vertAlign w:val="superscript"/>
-        </w:rPr>
-        <w:t xml:space="preserve">4</w:t>
-      </w:r>
-      <w:r>
-        <w:rPr>
-          <w:rFonts w:ascii="游ゴシック" w:hAnsi="游ゴシック" w:eastAsia="游ゴシック"/>
-          <w:b w:val="0"/>
-          <w:i w:val="0"/>
-          <w:color w:val="22262B"/>
-          <w:sz w:val="21"/>
-        </w:rPr>
-        <w:t xml:space="preserve">。運営メンバーが「あなたにこそ来てほしい」と直接アプローチし、「はい、喜んで」と応じてもらう連鎖（巻き込まれる力）を生み出すことで、熱量の高いコアな参加者を着実に獲得する</w:t>
-      </w:r>
-      <w:r>
-        <w:rPr>
-          <w:rFonts w:ascii="游ゴシック" w:hAnsi="游ゴシック" w:eastAsia="游ゴシック"/>
-          <w:b w:val="0"/>
-          <w:i w:val="0"/>
-          <w:color w:val="5F6B7A"/>
-          <w:sz w:val="18"/>
-          <w:vertAlign w:val="superscript"/>
-        </w:rPr>
-        <w:t xml:space="preserve">3</w:t>
-      </w:r>
-      <w:r>
-        <w:rPr>
-          <w:rFonts w:ascii="游ゴシック" w:hAnsi="游ゴシック" w:eastAsia="游ゴシック"/>
-          <w:b w:val="0"/>
-          <w:i w:val="0"/>
-          <w:color w:val="22262B"/>
-          <w:sz w:val="21"/>
-        </w:rPr>
-        <w:t xml:space="preserve">。</w:t>
-      </w:r>
-    </w:p>
-    <w:p>
-      <w:pPr>
         <w:pStyle w:val="Heading1"/>
         <w:spacing w:before="400" w:after="180" w:line="300" w:lineRule="auto"/>
         <w:shd w:val="clear" w:color="auto" w:fill="EEF3FA"/>
@@ -3492,7 +3439,7 @@
           <w:color w:val="22262B"/>
           <w:sz w:val="21"/>
         </w:rPr>
-        <w:t>2027年初頭に第2回を計画する「CLS別府」は、運営リソースが3名に限定されている現状を悲観すべきではない。むしろ、別府という土地が持つ「誰もが服を脱ぎ、同じ湯に浸かる」という圧倒的な受容性とフラットな文化を極限まで活かし、旅館での「合宿型・少人数制」という濃密なフォーマットへと昇華させることで、大規模開催では決して得られない深い心理的安全性と自己変容の機会を提供できる。</w:t>
+        <w:t>2027年1月23日に第2回を計画する「CLS別府」は、運営リソースが3名に限定されている現状を逆手に取り、第0回の熱狂を生んだ「レンガホールでの本編＋懇親会」へと戦略的に原点回帰する。付帯イベントを削ぎ落として運営の持続可能性を担保する一方で、新たに策定されたパーパスを刻んだ名刺を活用し、一人ひとりの当事者を直接巻き込んでいく。さらに、イベント後には次期運営候補者を対象とした少人数の合宿を実施し、コアコミュニティの火種を確実に次のステップへと繋ぐ。</w:t>
       </w:r>
     </w:p>
     <w:p>
@@ -3509,7 +3456,7 @@
           <w:color w:val="22262B"/>
           <w:sz w:val="21"/>
         </w:rPr>
-        <w:t>ITによる全国ネットワークを持つ若林氏と平野氏、そして地元経済との深いトラストを持つ辻氏という3名の布陣は、コミュニティ運営において奇跡的とも言える補完関係にある。本日の会議において、提案した「源泉となり、挑戦者の熱を全国へ波及させる」というパーパス、および「越境が日常になる社会」というビジョンを強固な共通言語として確立させることを強く推奨する。この研ぎ澄まされた言語化こそが、新たな共感者（運営メンバー）と強力なサポーター（協賛企業）を引き寄せる最大の引力となる。</w:t>
+        <w:t>ITによる全国ネットワークを持つ若林氏と平野氏、そして地元経済との深いトラストを持つ辻氏という3名の布陣は、コミュニティ運営において奇跡的とも言える補完関係にある。「源泉となり、挑戦者の熱を全国へ波及させる」というパーパス、および「越境が日常になる社会」というビジョンを強固な共通言語として確立し、的を絞った開催フォーマットをもってすれば、必ずや新生CLS別府は大きな熱狂を生み出し、新たな共感者（運営メンバー）と強力なサポーター（協賛企業）を引き寄せることができるはずである。</w:t>
       </w:r>
     </w:p>
     <w:p>

--- a/docs/meetings/20260816/CLS別府第2回企画立案_読みやすい版.docx
+++ b/docs/meetings/20260816/CLS別府第2回企画立案_読みやすい版.docx
@@ -82,7 +82,7 @@
           <w:color w:val="5F6B7A"/>
           <w:sz w:val="20"/>
         </w:rPr>
-        <w:t>大分県別府市・大分市周辺／2027年1〜2月開催想定</w:t>
+        <w:t>大分県別府市 レンガホール2階／2027年1月23日（土）開催</w:t>
       </w:r>
     </w:p>
     <w:p>
@@ -171,7 +171,7 @@
           <w:color w:val="22262B"/>
           <w:sz w:val="21"/>
         </w:rPr>
-        <w:t>本レポートは、大分県別府市および大分市周辺にて2027年1月または2月頃に開催が想定されている「コミュニティ・リーダーズ・サミット（CLS）別府 第2回」の企画立案、運営メンバーの勧誘、およびサポート企業の誘致に向けた戦略的基盤を構築することを目的とする。</w:t>
+        <w:t>本レポートは、大分県別府市にて2027年1月23日（土）に開催が予定されている「コミュニティ・リーダーズ・サミット（CLS）別府 第2回」の企画立案、運営メンバーの勧誘、およびサポート企業の誘致に向けた戦略的基盤を構築することを目的とする。</w:t>
       </w:r>
     </w:p>
     <w:p>
@@ -188,7 +188,7 @@
           <w:color w:val="22262B"/>
           <w:sz w:val="21"/>
         </w:rPr>
-        <w:t>現状、2025年8月にプレ開催された「第0回」および2026年1月に開催された大規模な「第1回」を経て、現在の運営メンバーはIT企業エンジニア兼フリーランスの若林氏、クラスメソッド株式会社の平野氏、大分銀行の辻氏という3名体制へと集約されている。また、過去の協賛企業との継続的な関係性がリセットされ、実質的に「ゼロからのリスタート」となることが与件として提示されている。運営リソースの制約から大規模なイベント展開は物理的に困難であり、別府の旅館を用いた合宿的な小規模開催や大分市への会場変更を含めた抜本的な戦略の見直しが求められている。</w:t>
+        <w:t>現状、2025年8月にプレ開催された「第0回」および2026年1月に開催された大規模な「第1回」を経て、現在の運営メンバーはIT企業エンジニア兼フリーランスの若林氏、クラスメソッド株式会社の平野氏、大分銀行の辻氏という3名体制へと集約されている。また、過去の協賛企業との継続的な関係性がリセットされ、実質的に「ゼロからのリスタート」となることが与件として提示されている。</w:t>
       </w:r>
     </w:p>
     <w:p>
@@ -205,7 +205,24 @@
           <w:color w:val="22262B"/>
           <w:sz w:val="21"/>
         </w:rPr>
-        <w:t>こうした状況下において行われる本日の5時間にわたる戦略会議を実りあるものとするため、本レポートではまず全国のCLSの歴史的背景、提供価値、参加者の深層心理を網羅的に分析し、「CLSとは何か」をあらゆるステークホルダーが直感的に理解できる形で言語化する。その上で、大分・別府という特異な地政学的・文化的ポテンシャルと、現存する3名のコアメンバーが持つ圧倒的な強みを掛け合わせ、新生「CLS別府」が掲げるべきパーパス、ビジョン、ミッション、バリュー（PVMV）の策定に向けた理論的支柱を提示する。</w:t>
+        <w:t xml:space="preserve">運営リソースの制約から第1回のような大規模・多日程のイベント展開は物理的に困難である。そのため、第2回は第0回の成功体験を踏襲し、B-biz LINKが拠点を置く「レンガホール2階」を会場とした「本編＋懇親会」のみのシンプルな構成へと原点回帰する。その上で、次期運営メンバー候補となる熱量の高い人材を対象とした「事後合宿」を後日実施するという二段構えの戦略をとる。</w:t>
+      </w:r>
+    </w:p>
+    <w:p>
+      <w:pPr>
+        <w:spacing w:before="0" w:after="160" w:line="360" w:lineRule="auto"/>
+        <w:ind w:firstLine="198"/>
+        <w:jc w:val="both"/>
+      </w:pPr>
+      <w:r>
+        <w:rPr>
+          <w:rFonts w:ascii="游ゴシック" w:hAnsi="游ゴシック" w:eastAsia="游ゴシック"/>
+          <w:b w:val="0"/>
+          <w:i w:val="0"/>
+          <w:color w:val="22262B"/>
+          <w:sz w:val="21"/>
+        </w:rPr>
+        <w:t>本レポートでは、全国のCLSの歴史的背景と提供価値を網羅的に分析し、「CLSとは何か」をあらゆるステークホルダーが直感的に理解できる形で言語化する。その上で、大分・別府という特異な地政学的・文化的ポテンシャルと、現存する3名のコアメンバーが持つ圧倒的な強みを掛け合わせ、新生「CLS別府」が掲げるパーパス、ビジョン、ミッション、バリュー（PVMV）を軸とした具体的な巻き込み戦略を提示する。</w:t>
       </w:r>
     </w:p>
     <w:p>
@@ -1225,7 +1242,7 @@
           <w:color w:val="22262B"/>
           <w:sz w:val="21"/>
         </w:rPr>
-        <w:t>運営メンバーの勧誘やサポート企業の誘致においては、「コミュニティマーケティング」などの専門用語を排し、相手の立場に立った直感的で心を動かす言語化が必要となる。本日の議論の土台として、以下のステークホルダー別メッセージングを提案する。</w:t>
+        <w:t>運営メンバーの勧誘やサポート企業の誘致においては、「コミュニティマーケティング」などの専門用語を排し、相手の立場に立った直感的で心を動かす言語化が必要となる。以下にステークホルダー別のメッセージングを提案する。</w:t>
       </w:r>
     </w:p>
     <w:p>
@@ -1269,7 +1286,7 @@
           <w:color w:val="22262B"/>
           <w:sz w:val="21"/>
         </w:rPr>
-        <w:t>「CLSとは、地域を本気で良くしたい『地元の挑戦者』と、全国で活躍する『外の専門家』が混ざり合い、新しいプロジェクトを生み出す実践型の合宿イベントです。単なる講演会ではなく、全員が肩書きを捨てて本音で議論し、翌日からすぐに行動を起こすための『熱気あふれる大人の作戦会議』です。」</w:t>
+        <w:t>「CLSとは、地域を本気で良くしたい『地元の挑戦者』と、全国で活躍する『外の専門家』が混ざり合い、新しいプロジェクトを生み出す実践型のイベントです。単なる講演会ではなく、全員が肩書きを捨てて本音で議論し、翌日からすぐに行動を起こすための『熱気あふれる大人の作戦会議』です。」</w:t>
       </w:r>
     </w:p>
     <w:p>
@@ -1553,7 +1570,7 @@
                 <w:color w:val="22262B"/>
                 <w:sz w:val="19"/>
               </w:rPr>
-              <w:t>「大分・別府という特異なフィールドで、地域課題の最前線に立つリーダーたちと深い関係値を築くことができます。ワーケーションや合宿という密室空間で、自社の技術やビジョンへの強い共感者（エバンジェリスト）を生み出す場です。」</w:t>
+              <w:t>「大分・別府という特異なフィールドで、地域課題の最前線に立つリーダーたちと深い関係値を築くことができます。自社の技術やビジョンへの強い共感者（エバンジェリスト）を生み出す場です。」</w:t>
             </w:r>
           </w:p>
         </w:tc>
@@ -1591,7 +1608,7 @@
           <w:color w:val="1B365D"/>
           <w:sz w:val="30"/>
         </w:rPr>
-        <w:t>4. CLS別府の現状分析と「合宿型・小規模開催」の優位性</w:t>
+        <w:t>4. CLS別府の現状分析と第2回の戦略的フォーマット</w:t>
       </w:r>
     </w:p>
     <w:p>
@@ -1608,7 +1625,7 @@
           <w:color w:val="22262B"/>
           <w:sz w:val="21"/>
         </w:rPr>
-        <w:t>第2回に向けた戦略を練る上で、過去の実績と現在の運営体制のリソースを冷徹に分析し、戦略的フォーマットを決定する必要がある。</w:t>
+        <w:t>第2回に向けた戦略を練る上で、過去の実績と現在の運営体制のリソースを冷徹に分析し、最も効果的な開催フォーマットを決定した。</w:t>
       </w:r>
     </w:p>
     <w:p>
@@ -2230,7 +2247,7 @@
           <w:color w:val="1B365D"/>
           <w:sz w:val="25"/>
         </w:rPr>
-        <w:t>4.3 戦略的転換：「別府・旅館での合宿型開催」の圧倒的優位性</w:t>
+        <w:t xml:space="preserve">4.3 戦略的転換：「レンガホールでの原点回帰」と「事後合宿」の二段構え</w:t>
       </w:r>
     </w:p>
     <w:p>
@@ -2247,45 +2264,7 @@
           <w:color w:val="22262B"/>
           <w:sz w:val="21"/>
         </w:rPr>
-        <w:t>ユーザーが提示した「別府の旅館で合宿的なこと」というアイデアは、現状のリソース不足を逆手に取り、CLS本来の価値を最大化する最高の戦略フォーマットである。</w:t>
-      </w:r>
-    </w:p>
-    <w:p>
-      <w:pPr>
-        <w:spacing w:before="0" w:after="160" w:line="360" w:lineRule="auto"/>
-        <w:ind w:firstLine="198"/>
-        <w:jc w:val="both"/>
-      </w:pPr>
-      <w:r>
-        <w:rPr>
-          <w:rFonts w:ascii="游ゴシック" w:hAnsi="游ゴシック" w:eastAsia="游ゴシック"/>
-          <w:b w:val="0"/>
-          <w:i w:val="0"/>
-          <w:color w:val="22262B"/>
-          <w:sz w:val="21"/>
-        </w:rPr>
-        <w:t>別府は古来より湯治客を受け入れてきた「多様性を受容する街」である。年齢、国籍、職業に関わらず、誰もが服を脱いで「同じ湯に浸かる」という行為は、究極のフラットなコミュニケーション装置である</w:t>
-      </w:r>
-      <w:r>
-        <w:rPr>
-          <w:rFonts w:ascii="游ゴシック" w:hAnsi="游ゴシック" w:eastAsia="游ゴシック"/>
-          <w:b w:val="0"/>
-          <w:i w:val="0"/>
-          <w:color w:val="5F6B7A"/>
-          <w:sz w:val="18"/>
-          <w:vertAlign w:val="superscript"/>
-        </w:rPr>
-        <w:t>1</w:t>
-      </w:r>
-      <w:r>
-        <w:rPr>
-          <w:rFonts w:ascii="游ゴシック" w:hAnsi="游ゴシック" w:eastAsia="游ゴシック"/>
-          <w:b w:val="0"/>
-          <w:i w:val="0"/>
-          <w:color w:val="22262B"/>
-          <w:sz w:val="21"/>
-        </w:rPr>
-        <w:t>。大規模なホールで講演を聞くスタイルを捨て、数十名規模の旅館貸し切りによる合宿型（リトリート型）を採用することで、以下のメリットが生出する。</w:t>
+        <w:t xml:space="preserve">現在のリソース不足を乗り越え、かつ熱量の高いコミュニティを再構築するため、2027年1月23日（土）に予定している第2回は以下のフォーマットで実施する。「規模の縮小」ではなく「濃度の極大化」という方針は、開催形式を変えても変わらない。</w:t>
       </w:r>
     </w:p>
     <w:p>
@@ -2302,7 +2281,7 @@
           <w:color w:val="1B365D"/>
           <w:sz w:val="21"/>
         </w:rPr>
-        <w:t>運営コストの劇的な削減</w:t>
+        <w:t xml:space="preserve">本編＋懇親会への集中（第0回フォーマットへの回帰）</w:t>
       </w:r>
       <w:r>
         <w:rPr>
@@ -2312,7 +2291,7 @@
           <w:color w:val="1B365D"/>
           <w:sz w:val="21"/>
         </w:rPr>
-        <w:t>：</w:t>
+        <w:t xml:space="preserve">：</w:t>
       </w:r>
       <w:r>
         <w:rPr>
@@ -2322,7 +2301,49 @@
           <w:color w:val="22262B"/>
           <w:sz w:val="21"/>
         </w:rPr>
-        <w:t>会場設営、移動手配、複数店舗での懇親会予約といったロジスティクスが「旅館という一つの閉鎖空間」に集約されるため、3名体制でも十分にコントロール可能となる。</w:t>
+        <w:t xml:space="preserve">ワーケーション、前夜祭、大人の遠足といった付帯イベントは今回一切行わず、リソースを「本編と懇親会」に全集中させる。会場は第0回と同じく、B-biz LINKが入居する「別府のレンガホール2階」を使用する</w:t>
+      </w:r>
+      <w:r>
+        <w:rPr>
+          <w:rFonts w:ascii="游ゴシック" w:hAnsi="游ゴシック" w:eastAsia="游ゴシック"/>
+          <w:b w:val="0"/>
+          <w:i w:val="0"/>
+          <w:color w:val="5F6B7A"/>
+          <w:sz w:val="18"/>
+          <w:vertAlign w:val="superscript"/>
+        </w:rPr>
+        <w:t xml:space="preserve">10</w:t>
+      </w:r>
+      <w:r>
+        <w:rPr>
+          <w:rFonts w:ascii="游ゴシック" w:hAnsi="游ゴシック" w:eastAsia="游ゴシック"/>
+          <w:b w:val="0"/>
+          <w:i w:val="0"/>
+          <w:color w:val="22262B"/>
+          <w:sz w:val="21"/>
+        </w:rPr>
+        <w:t xml:space="preserve">。これにより、会場費を無料に抑えつつ、昭和初期建設の登録有形文化財という独特の非日常空間を活用できる</w:t>
+      </w:r>
+      <w:r>
+        <w:rPr>
+          <w:rFonts w:ascii="游ゴシック" w:hAnsi="游ゴシック" w:eastAsia="游ゴシック"/>
+          <w:b w:val="0"/>
+          <w:i w:val="0"/>
+          <w:color w:val="5F6B7A"/>
+          <w:sz w:val="18"/>
+          <w:vertAlign w:val="superscript"/>
+        </w:rPr>
+        <w:t xml:space="preserve">10</w:t>
+      </w:r>
+      <w:r>
+        <w:rPr>
+          <w:rFonts w:ascii="游ゴシック" w:hAnsi="游ゴシック" w:eastAsia="游ゴシック"/>
+          <w:b w:val="0"/>
+          <w:i w:val="0"/>
+          <w:color w:val="22262B"/>
+          <w:sz w:val="21"/>
+        </w:rPr>
+        <w:t xml:space="preserve">。</w:t>
       </w:r>
     </w:p>
     <w:p>
@@ -2339,7 +2360,7 @@
           <w:color w:val="1B365D"/>
           <w:sz w:val="21"/>
         </w:rPr>
-        <w:t>逃げ場のない濃密な対話（没入感の創出）</w:t>
+        <w:t xml:space="preserve">次期運営発掘のための「少人数事後合宿」</w:t>
       </w:r>
       <w:r>
         <w:rPr>
@@ -2349,7 +2370,7 @@
           <w:color w:val="1B365D"/>
           <w:sz w:val="21"/>
         </w:rPr>
-        <w:t>：</w:t>
+        <w:t xml:space="preserve">：</w:t>
       </w:r>
       <w:r>
         <w:rPr>
@@ -2359,44 +2380,7 @@
           <w:color w:val="22262B"/>
           <w:sz w:val="21"/>
         </w:rPr>
-        <w:t>参加者が同じ屋根の下で寝食を共にし、深夜まで議論を交わし、翌朝一緒に温泉に入る。このプロセスを経ることで、高知における「ワーケーションと本編の融合」を、わずか1泊2日のパッケージで実現できる。</w:t>
-      </w:r>
-    </w:p>
-    <w:p>
-      <w:pPr>
-        <w:pStyle w:val="ListBullet"/>
-        <w:spacing w:before="40" w:after="120" w:line="348" w:lineRule="auto"/>
-        <w:ind w:left="510" w:hanging="255"/>
-      </w:pPr>
-      <w:r>
-        <w:rPr>
-          <w:rFonts w:ascii="游ゴシック" w:hAnsi="游ゴシック" w:eastAsia="游ゴシック"/>
-          <w:b/>
-          <w:i w:val="0"/>
-          <w:color w:val="1B365D"/>
-          <w:sz w:val="21"/>
-        </w:rPr>
-        <w:t>プレミアム感による単価向上</w:t>
-      </w:r>
-      <w:r>
-        <w:rPr>
-          <w:rFonts w:ascii="游ゴシック" w:hAnsi="游ゴシック" w:eastAsia="游ゴシック"/>
-          <w:b/>
-          <w:i w:val="0"/>
-          <w:color w:val="1B365D"/>
-          <w:sz w:val="21"/>
-        </w:rPr>
-        <w:t>：</w:t>
-      </w:r>
-      <w:r>
-        <w:rPr>
-          <w:rFonts w:ascii="游ゴシック" w:hAnsi="游ゴシック" w:eastAsia="游ゴシック"/>
-          <w:b w:val="0"/>
-          <w:i w:val="0"/>
-          <w:color w:val="22262B"/>
-          <w:sz w:val="21"/>
-        </w:rPr>
-        <w:t>小規模であることを「限定性」と位置づけ、参加費や協賛費の単価を上げることで、少ない集客でも損益分岐点を超える強靭な財務モデルを構築できる。</w:t>
+        <w:t xml:space="preserve">イベントとしての没入感を生み出す「合宿」の要素は、第2回の参加者の中から「次回の運営に巻き込めそうな熱量の高い人材」を数名ピックアップし、後日極めて少人数で実施する。これにより、不特定多数の宿泊・移動手配の手間を省きつつ、次期コアメンバーとの強固な信頼関係（同じ釜の飯を食い、同じ湯に浸かる関係）を効率的に構築する。</w:t>
       </w:r>
     </w:p>
     <w:p>
@@ -2417,7 +2401,7 @@
           <w:color w:val="1B365D"/>
           <w:sz w:val="30"/>
         </w:rPr>
-        <w:t>5. CLS別府の戦略的基盤（PVMV）の策定</w:t>
+        <w:t>5. CLS別府の戦略的基盤（PVMV）</w:t>
       </w:r>
     </w:p>
     <w:p>
@@ -2434,7 +2418,7 @@
           <w:color w:val="22262B"/>
           <w:sz w:val="21"/>
         </w:rPr>
-        <w:t>本日の打ち合わせにおける最大のゴールは、運営メンバーが共通の言葉として語れる組織の核（理念）を確定させることである。第0回・第1回のレガシーと、上記で分析した3名の特性を融合させたパーパス（存在意義）、およびビジョン・ミッション・バリューのドラフトを以下に提案する。</w:t>
+        <w:t>第0回・第1回のレガシーと、上記で分析した3名の特性を融合させた新生CLS別府の理念体系である。パーパス（存在意義）、ビジョン、ミッション、バリューを運営メンバー全員の共通言語とする。</w:t>
       </w:r>
     </w:p>
     <w:p>
@@ -2476,7 +2460,7 @@
           <w:color w:val="C0501E"/>
           <w:sz w:val="21"/>
         </w:rPr>
-        <w:t xml:space="preserve">【案】　</w:t>
+        <w:t xml:space="preserve">PURPOSE　</w:t>
       </w:r>
       <w:r>
         <w:rPr>
@@ -2565,7 +2549,7 @@
           <w:color w:val="C0501E"/>
           <w:sz w:val="21"/>
         </w:rPr>
-        <w:t xml:space="preserve">【案】　</w:t>
+        <w:t xml:space="preserve">VISION　</w:t>
       </w:r>
       <w:r>
         <w:rPr>
@@ -2675,7 +2659,7 @@
           <w:color w:val="C0501E"/>
           <w:sz w:val="21"/>
         </w:rPr>
-        <w:t xml:space="preserve">【案】　</w:t>
+        <w:t xml:space="preserve">MISSION　</w:t>
       </w:r>
       <w:r>
         <w:rPr>
@@ -2743,7 +2727,7 @@
           <w:color w:val="22262B"/>
           <w:sz w:val="21"/>
         </w:rPr>
-        <w:t>。合宿型という濃密な空間において、参加者同士が深いレベルで自己開示を行い（同じ湯に浸かり）、一人では踏み出せなかった挑戦への最初のアクションを誘発する（背中を押す）仕組みを提供する。</w:t>
+        <w:t>。濃密な空間において、参加者同士が深いレベルで自己開示を行い（同じ湯に浸かり）、一人では踏み出せなかった挑戦への最初のアクションを誘発する（背中を押す）仕組みを提供する。</w:t>
       </w:r>
     </w:p>
     <w:p>
@@ -2949,7 +2933,7 @@
           <w:color w:val="22262B"/>
           <w:sz w:val="21"/>
         </w:rPr>
-        <w:t>明確なPVMVを確立した上で、それを武器にリソース（人・金）を獲得していく具体的な戦術を展開する。</w:t>
+        <w:t>確立したPVMVを強力な武器とし、リソース（人・金）を獲得していく具体的な戦術を展開する。</w:t>
       </w:r>
     </w:p>
     <w:p>
@@ -2968,7 +2952,7 @@
           <w:color w:val="1B365D"/>
           <w:sz w:val="25"/>
         </w:rPr>
-        <w:t>6.1 運営メンバーの質の高い勧誘戦略</w:t>
+        <w:t xml:space="preserve">6.1 PVMVを印字した「名刺」を起点とする巻き込み戦略</w:t>
       </w:r>
     </w:p>
     <w:p>
@@ -2985,7 +2969,7 @@
           <w:color w:val="22262B"/>
           <w:sz w:val="21"/>
         </w:rPr>
-        <w:t>メンバーを「極端に増やすことはできない」以上、量より質、すなわち自走できるコアメンバー（各領域のハブとなれる人材）の確保が急務である。</w:t>
+        <w:t xml:space="preserve">今後の登壇者や参加者、スポンサー候補へのリーチにおいて、最大の武器となるのが「PVMVを記載した専用名刺」の活用である。</w:t>
       </w:r>
     </w:p>
     <w:p>
@@ -3002,7 +2986,7 @@
           <w:color w:val="1B365D"/>
           <w:sz w:val="21"/>
         </w:rPr>
-        <w:t>ターゲット層</w:t>
+        <w:t xml:space="preserve">名刺による理念の直接伝達</w:t>
       </w:r>
       <w:r>
         <w:rPr>
@@ -3012,7 +2996,7 @@
           <w:color w:val="1B365D"/>
           <w:sz w:val="21"/>
         </w:rPr>
-        <w:t>：</w:t>
+        <w:t xml:space="preserve">：</w:t>
       </w:r>
       <w:r>
         <w:rPr>
@@ -3022,7 +3006,7 @@
           <w:color w:val="22262B"/>
           <w:sz w:val="21"/>
         </w:rPr>
-        <w:t>大分・別府エリアにおいて、すでに小規模なコミュニティ（技術勉強会、若手経営者の会、地域おこしの任意団体など）を主宰しているが、活動の広がりや運営に限界（孤独感）を感じているリーダー層。</w:t>
+        <w:t xml:space="preserve">運営メンバー3名が、それぞれの日常業務や他のコミュニティ活動（技術勉強会、金融機関の営業活動など）の中で、出会った「熱量の高い人」にこの名刺を手渡す。単なるイベント告知ではなく、「我々はこういうビジョンで動いている。あなたに登壇してほしい（参加してほしい）」という理念共感型のダイレクトリクルーティングを行う。</w:t>
       </w:r>
     </w:p>
     <w:p>
@@ -3039,7 +3023,7 @@
           <w:color w:val="1B365D"/>
           <w:sz w:val="21"/>
         </w:rPr>
-        <w:t>アプローチ手法</w:t>
+        <w:t xml:space="preserve">「名指しの巻き込み」の連鎖</w:t>
       </w:r>
       <w:r>
         <w:rPr>
@@ -3049,7 +3033,7 @@
           <w:color w:val="1B365D"/>
           <w:sz w:val="21"/>
         </w:rPr>
-        <w:t>：</w:t>
+        <w:t xml:space="preserve">：</w:t>
       </w:r>
       <w:r>
         <w:rPr>
@@ -3059,7 +3043,49 @@
           <w:color w:val="22262B"/>
           <w:sz w:val="21"/>
         </w:rPr>
-        <w:t>「イベントの手伝いをしてほしい」という労働力の要求ではなく、「CLSという全国規模のプラットフォームを使って、あなたのコミュニティ活動のステージを一段引き上げないか？」という相互利益の提案を行う。</w:t>
+        <w:t xml:space="preserve">CLS高知の立ち上げ時もそうであったように、熱量の高い参加者を集める最も強力な手法は、信頼関係に基づく個別の声かけである</w:t>
+      </w:r>
+      <w:r>
+        <w:rPr>
+          <w:rFonts w:ascii="游ゴシック" w:hAnsi="游ゴシック" w:eastAsia="游ゴシック"/>
+          <w:b w:val="0"/>
+          <w:i w:val="0"/>
+          <w:color w:val="5F6B7A"/>
+          <w:sz w:val="18"/>
+          <w:vertAlign w:val="superscript"/>
+        </w:rPr>
+        <w:t xml:space="preserve">2</w:t>
+      </w:r>
+      <w:r>
+        <w:rPr>
+          <w:rFonts w:ascii="游ゴシック" w:hAnsi="游ゴシック" w:eastAsia="游ゴシック"/>
+          <w:b w:val="0"/>
+          <w:i w:val="0"/>
+          <w:color w:val="22262B"/>
+          <w:sz w:val="21"/>
+        </w:rPr>
+        <w:t xml:space="preserve">。名刺という物理的なアイテムを介して「あなたにこそ来てほしい」と直接アプローチし、「はい、喜んで」と応じてもらう連鎖（巻き込まれる力）を生み出す</w:t>
+      </w:r>
+      <w:r>
+        <w:rPr>
+          <w:rFonts w:ascii="游ゴシック" w:hAnsi="游ゴシック" w:eastAsia="游ゴシック"/>
+          <w:b w:val="0"/>
+          <w:i w:val="0"/>
+          <w:color w:val="5F6B7A"/>
+          <w:sz w:val="18"/>
+          <w:vertAlign w:val="superscript"/>
+        </w:rPr>
+        <w:t xml:space="preserve">2</w:t>
+      </w:r>
+      <w:r>
+        <w:rPr>
+          <w:rFonts w:ascii="游ゴシック" w:hAnsi="游ゴシック" w:eastAsia="游ゴシック"/>
+          <w:b w:val="0"/>
+          <w:i w:val="0"/>
+          <w:color w:val="22262B"/>
+          <w:sz w:val="21"/>
+        </w:rPr>
+        <w:t xml:space="preserve">。</w:t>
       </w:r>
     </w:p>
     <w:p>
@@ -3095,7 +3121,7 @@
           <w:color w:val="22262B"/>
           <w:sz w:val="21"/>
         </w:rPr>
-        <w:t>前述の通り、従来型の「ロゴを掲載して露出を図る」という広告協賛モデルは、小規模開催においては企業側の投資対効果が合わない。したがって、合宿型ならではの「価値体験の提供」へと協賛メニューを転換する。</w:t>
+        <w:t>前述の通り、従来型の「ロゴを掲載して露出を図る」という広告協賛モデルは、小規模開催においては企業側の投資対効果が合わない。したがって、小規模開催ならではの「価値体験の提供」へと協賛メニューを転換する。</w:t>
       </w:r>
     </w:p>
     <w:p>
@@ -3132,7 +3158,7 @@
           <w:color w:val="22262B"/>
           <w:sz w:val="21"/>
         </w:rPr>
-        <w:t>協賛企業の経営層や次世代リーダー候補を合宿に派遣してもらい、彼らが抱えるリアルな事業課題（DX推進、採用難、新規事業開発など）を、全国から集まったCLSの越境人材たちが夜通し議論して解決の糸口を提示する「課題解決セッション」を提供する。</w:t>
+        <w:t>協賛企業の経営層や次世代リーダー候補を本編に派遣してもらい、彼らが抱えるリアルな事業課題（DX推進、採用難、新規事業開発など）を、全国から集まったCLSの越境人材たちが議論して解決の糸口を提示する「課題解決セッション」を提供する。</w:t>
       </w:r>
     </w:p>
     <w:p>
@@ -3169,7 +3195,7 @@
           <w:color w:val="22262B"/>
           <w:sz w:val="21"/>
         </w:rPr>
-        <w:t>地域金融機関の立場から、地元の中小企業に対し「社外の知見を導入するための実践的な社員研修」としてCLSへの協賛・参加を提案する。大分市での開催も含め、地域企業のオープンイノベーションの場として位置づける。</w:t>
+        <w:t>地域金融機関の立場から、地元の中小企業に対し「社外の知見を導入するための実践的な社員研修」としてCLSへの協賛・参加を提案する。別府・レンガホールを地域企業のオープンイノベーションの場として位置づける。</w:t>
       </w:r>
     </w:p>
     <w:p>
@@ -3207,6 +3233,158 @@
           <w:sz w:val="21"/>
         </w:rPr>
         <w:t>地方創生に関心を持つ全国区のクラウドベンダーやSaaS企業に対し、「大分・別府エリアのハブ人材と直接繋がり、自社サービスの強力なエバンジェリスト（伝道師）を発掘・育成する場」としてアプローチを行う。</w:t>
+      </w:r>
+    </w:p>
+    <w:p>
+      <w:pPr>
+        <w:pStyle w:val="Heading2"/>
+        <w:spacing w:before="280" w:after="120" w:line="300" w:lineRule="auto"/>
+        <w:pBdr>
+          <w:bottom w:val="single" w:sz="6" w:space="4" w:color="C7D2E0"/>
+        </w:pBdr>
+      </w:pPr>
+      <w:r>
+        <w:rPr>
+          <w:rFonts w:ascii="游ゴシック" w:hAnsi="游ゴシック" w:eastAsia="游ゴシック"/>
+          <w:b/>
+          <w:i w:val="0"/>
+          <w:color w:val="1B365D"/>
+          <w:sz w:val="25"/>
+        </w:rPr>
+        <w:t xml:space="preserve">6.3 参加者へのリーチ戦略</w:t>
+      </w:r>
+    </w:p>
+    <w:p>
+      <w:pPr>
+        <w:spacing w:before="0" w:after="160" w:line="360" w:lineRule="auto"/>
+        <w:ind w:firstLine="198"/>
+        <w:jc w:val="both"/>
+      </w:pPr>
+      <w:r>
+        <w:rPr>
+          <w:rFonts w:ascii="游ゴシック" w:hAnsi="游ゴシック" w:eastAsia="游ゴシック"/>
+          <w:b w:val="0"/>
+          <w:i w:val="0"/>
+          <w:color w:val="22262B"/>
+          <w:sz w:val="21"/>
+        </w:rPr>
+        <w:t xml:space="preserve">不特定多数へのマス広告ではなく、熱量の高い層へピンポイントでリーチし、「当事者」として巻き込む手法が有効である。</w:t>
+      </w:r>
+    </w:p>
+    <w:p>
+      <w:pPr>
+        <w:pStyle w:val="ListBullet"/>
+        <w:spacing w:before="40" w:after="120" w:line="348" w:lineRule="auto"/>
+        <w:ind w:left="510" w:hanging="255"/>
+      </w:pPr>
+      <w:r>
+        <w:rPr>
+          <w:rFonts w:ascii="游ゴシック" w:hAnsi="游ゴシック" w:eastAsia="游ゴシック"/>
+          <w:b/>
+          <w:i w:val="0"/>
+          <w:color w:val="1B365D"/>
+          <w:sz w:val="21"/>
+        </w:rPr>
+        <w:t xml:space="preserve">既存コミュニティを面で繋ぐ「出稽古」</w:t>
+      </w:r>
+      <w:r>
+        <w:rPr>
+          <w:rFonts w:ascii="游ゴシック" w:hAnsi="游ゴシック" w:eastAsia="游ゴシック"/>
+          <w:b/>
+          <w:i w:val="0"/>
+          <w:color w:val="1B365D"/>
+          <w:sz w:val="21"/>
+        </w:rPr>
+        <w:t xml:space="preserve">：</w:t>
+      </w:r>
+      <w:r>
+        <w:rPr>
+          <w:rFonts w:ascii="游ゴシック" w:hAnsi="游ゴシック" w:eastAsia="游ゴシック"/>
+          <w:b w:val="0"/>
+          <w:i w:val="0"/>
+          <w:color w:val="22262B"/>
+          <w:sz w:val="21"/>
+        </w:rPr>
+        <w:t xml:space="preserve">大分・別府エリアで既に活動している他のコミュニティ（若林氏が牽引する技術コミュニティや平野氏のITユーザグループ、さらには「BEPPU FAN TOWN」などの地域コミュニティ）に運営メンバー自らが足を運び、PVMV名刺を配りながら直接参加を呼びかける</w:t>
+      </w:r>
+      <w:r>
+        <w:rPr>
+          <w:rFonts w:ascii="游ゴシック" w:hAnsi="游ゴシック" w:eastAsia="游ゴシック"/>
+          <w:b w:val="0"/>
+          <w:i w:val="0"/>
+          <w:color w:val="5F6B7A"/>
+          <w:sz w:val="18"/>
+          <w:vertAlign w:val="superscript"/>
+        </w:rPr>
+        <w:t xml:space="preserve">2</w:t>
+      </w:r>
+      <w:r>
+        <w:rPr>
+          <w:rFonts w:ascii="游ゴシック" w:hAnsi="游ゴシック" w:eastAsia="游ゴシック"/>
+          <w:b w:val="0"/>
+          <w:i w:val="0"/>
+          <w:color w:val="22262B"/>
+          <w:sz w:val="21"/>
+        </w:rPr>
+        <w:t xml:space="preserve">。点在するコミュニティをCLSというハブに接続していく。</w:t>
+      </w:r>
+    </w:p>
+    <w:p>
+      <w:pPr>
+        <w:pStyle w:val="ListBullet"/>
+        <w:spacing w:before="40" w:after="120" w:line="348" w:lineRule="auto"/>
+        <w:ind w:left="510" w:hanging="255"/>
+      </w:pPr>
+      <w:r>
+        <w:rPr>
+          <w:rFonts w:ascii="游ゴシック" w:hAnsi="游ゴシック" w:eastAsia="游ゴシック"/>
+          <w:b/>
+          <w:i w:val="0"/>
+          <w:color w:val="1B365D"/>
+          <w:sz w:val="21"/>
+        </w:rPr>
+        <w:t xml:space="preserve">プレヒート（事前熱狂）イベントの活用</w:t>
+      </w:r>
+      <w:r>
+        <w:rPr>
+          <w:rFonts w:ascii="游ゴシック" w:hAnsi="游ゴシック" w:eastAsia="游ゴシック"/>
+          <w:b/>
+          <w:i w:val="0"/>
+          <w:color w:val="1B365D"/>
+          <w:sz w:val="21"/>
+        </w:rPr>
+        <w:t xml:space="preserve">：</w:t>
+      </w:r>
+      <w:r>
+        <w:rPr>
+          <w:rFonts w:ascii="游ゴシック" w:hAnsi="游ゴシック" w:eastAsia="游ゴシック"/>
+          <w:b w:val="0"/>
+          <w:i w:val="0"/>
+          <w:color w:val="22262B"/>
+          <w:sz w:val="21"/>
+        </w:rPr>
+        <w:t xml:space="preserve">初参加者が抱きがちな「コミュニティのノリについていけるか」という不安を払拭するため、本編の数ヶ月前から少人数での事前交流会（プレヒートイベント）をオンライン・オフラインで開催する</w:t>
+      </w:r>
+      <w:r>
+        <w:rPr>
+          <w:rFonts w:ascii="游ゴシック" w:hAnsi="游ゴシック" w:eastAsia="游ゴシック"/>
+          <w:b w:val="0"/>
+          <w:i w:val="0"/>
+          <w:color w:val="5F6B7A"/>
+          <w:sz w:val="18"/>
+          <w:vertAlign w:val="superscript"/>
+        </w:rPr>
+        <w:t xml:space="preserve">1</w:t>
+      </w:r>
+      <w:r>
+        <w:rPr>
+          <w:rFonts w:ascii="游ゴシック" w:hAnsi="游ゴシック" w:eastAsia="游ゴシック"/>
+          <w:b w:val="0"/>
+          <w:i w:val="0"/>
+          <w:color w:val="22262B"/>
+          <w:sz w:val="21"/>
+        </w:rPr>
+        <w:t xml:space="preserve">。ここでCLSの楽しみ方や文脈を事前に共有することで、参加の心理的ハードルを下げる。</w:t>
       </w:r>
     </w:p>
     <w:p>
@@ -3261,7 +3439,7 @@
           <w:color w:val="22262B"/>
           <w:sz w:val="21"/>
         </w:rPr>
-        <w:t>2027年初頭に第2回を計画する「CLS別府」は、運営リソースが3名に限定されている現状を悲観すべきではない。むしろ、別府という土地が持つ「誰もが服を脱ぎ、同じ湯に浸かる」という圧倒的な受容性とフラットな文化を極限まで活かし、旅館での「合宿型・少人数制」という濃密なフォーマットへと昇華させることで、大規模開催では決して得られない深い心理的安全性と自己変容の機会を提供できる。</w:t>
+        <w:t>2027年1月23日に第2回を計画する「CLS別府」は、運営リソースが3名に限定されている現状を逆手に取り、第0回の熱狂を生んだ「レンガホールでの本編＋懇親会」へと戦略的に原点回帰する。付帯イベントを削ぎ落として運営の持続可能性を担保する一方で、新たに策定されたパーパスを刻んだ名刺を活用し、一人ひとりの当事者を直接巻き込んでいく。さらに、イベント後には次期運営候補者を対象とした少人数の合宿を実施し、コアコミュニティの火種を確実に次のステップへと繋ぐ。</w:t>
       </w:r>
     </w:p>
     <w:p>
@@ -3278,7 +3456,7 @@
           <w:color w:val="22262B"/>
           <w:sz w:val="21"/>
         </w:rPr>
-        <w:t>ITによる全国ネットワークを持つ若林氏と平野氏、そして地元経済との深いトラストを持つ辻氏という3名の布陣は、コミュニティ運営において奇跡的とも言える補完関係にある。本日の会議において、提案した「源泉となり、挑戦者の熱を全国へ波及させる」というパーパス、および「越境が日常になる社会」というビジョンを強固な共通言語として確立させることを強く推奨する。この研ぎ澄まされた言語化こそが、新たな共感者（運営メンバー）と強力なサポーター（協賛企業）を引き寄せる最大の引力となる。</w:t>
+        <w:t>ITによる全国ネットワークを持つ若林氏と平野氏、そして地元経済との深いトラストを持つ辻氏という3名の布陣は、コミュニティ運営において奇跡的とも言える補完関係にある。「源泉となり、挑戦者の熱を全国へ波及させる」というパーパス、および「越境が日常になる社会」というビジョンを強固な共通言語として確立し、的を絞った開催フォーマットをもってすれば、必ずや新生CLS別府は大きな熱狂を生み出し、新たな共感者（運営メンバー）と強力なサポーター（協賛企業）を引き寄せることができるはずである。</w:t>
       </w:r>
     </w:p>
     <w:p>
